--- a/explaintation.docx
+++ b/explaintation.docx
@@ -463,6 +463,44 @@
           <w:ilvl w:val="0"/>
           <w:numId w:val="1"/>
         </w:numPr>
+      </w:pPr>
+      <w:r>
+        <w:t>采样稀疏：</w:t>
+      </w:r>
+      <w:r>
+        <w:br/>
+        <w:t>USV 只能在传感器范围内获得少量 clue 观测点，整个地图上很多区域没有直接观</w:t>
+      </w:r>
+      <w:r>
+        <w:lastRenderedPageBreak/>
+        <w:t>测。GP 在这些区域主要靠已观测点外推，所以结果可能不稳定。</w:t>
+      </w:r>
+    </w:p>
+    <w:p>
+      <w:pPr>
+        <w:pStyle w:val="a9"/>
+        <w:numPr>
+          <w:ilvl w:val="0"/>
+          <w:numId w:val="1"/>
+        </w:numPr>
+        <w:rPr>
+          <w:rFonts w:hint="eastAsia"/>
+        </w:rPr>
+      </w:pPr>
+      <w:r>
+        <w:rPr>
+          <w:rFonts w:hint="eastAsia"/>
+        </w:rPr>
+        <w:t>Anomaly不是让后验均值的权重更高，而是对整个UCB值作空间加权。</w:t>
+      </w:r>
+    </w:p>
+    <w:p>
+      <w:pPr>
+        <w:pStyle w:val="a9"/>
+        <w:numPr>
+          <w:ilvl w:val="0"/>
+          <w:numId w:val="1"/>
+        </w:numPr>
         <w:rPr>
           <w:rFonts w:hint="eastAsia"/>
         </w:rPr>
@@ -503,7 +541,6 @@
         <w:rPr>
           <w:rFonts w:hint="eastAsia"/>
         </w:rPr>
-        <w:lastRenderedPageBreak/>
         <w:t>先在当前观测范围内抽取24（共81）个格子，读取隐藏真值，加入噪声，得到局部观测样本</w:t>
       </w:r>
       <w:r>
@@ -642,8 +679,49 @@
           <w:sz w:val="21"/>
           <w:szCs w:val="22"/>
         </w:rPr>
-        <w:t>包括观测点缓存、GP 拟合、预测 mu_map / var_map / acq_map</w:t>
-      </w:r>
+        <w:t xml:space="preserve">包括观测点缓存、GP 拟合、预测 </w:t>
+      </w:r>
+      <w:proofErr w:type="spellStart"/>
+      <w:r>
+        <w:rPr>
+          <w:sz w:val="21"/>
+          <w:szCs w:val="22"/>
+        </w:rPr>
+        <w:t>mu_map</w:t>
+      </w:r>
+      <w:proofErr w:type="spellEnd"/>
+      <w:r>
+        <w:rPr>
+          <w:sz w:val="21"/>
+          <w:szCs w:val="22"/>
+        </w:rPr>
+        <w:t xml:space="preserve"> / </w:t>
+      </w:r>
+      <w:proofErr w:type="spellStart"/>
+      <w:r>
+        <w:rPr>
+          <w:sz w:val="21"/>
+          <w:szCs w:val="22"/>
+        </w:rPr>
+        <w:t>var_map</w:t>
+      </w:r>
+      <w:proofErr w:type="spellEnd"/>
+      <w:r>
+        <w:rPr>
+          <w:sz w:val="21"/>
+          <w:szCs w:val="22"/>
+        </w:rPr>
+        <w:t xml:space="preserve"> / </w:t>
+      </w:r>
+      <w:proofErr w:type="spellStart"/>
+      <w:r>
+        <w:rPr>
+          <w:sz w:val="21"/>
+          <w:szCs w:val="22"/>
+        </w:rPr>
+        <w:t>acq_map</w:t>
+      </w:r>
+      <w:proofErr w:type="spellEnd"/>
     </w:p>
     <w:p>
       <w:pPr>
@@ -838,6 +916,9 @@
           <w:ilvl w:val="0"/>
           <w:numId w:val="1"/>
         </w:numPr>
+        <w:rPr>
+          <w:rFonts w:hint="eastAsia"/>
+        </w:rPr>
       </w:pPr>
       <w:r>
         <w:rPr>
@@ -859,15 +940,78 @@
           <w:ilvl w:val="0"/>
           <w:numId w:val="1"/>
         </w:numPr>
-        <w:rPr>
-          <w:rFonts w:hint="eastAsia"/>
-        </w:rPr>
       </w:pPr>
       <w:r>
         <w:rPr>
           <w:rFonts w:hint="eastAsia"/>
         </w:rPr>
         <w:t>本项目的目标intensity场与POMDP不同，POMDP维护的是各目标分别在什么具体位置的信念图。</w:t>
+      </w:r>
+    </w:p>
+    <w:p>
+      <w:pPr>
+        <w:pStyle w:val="a9"/>
+        <w:numPr>
+          <w:ilvl w:val="0"/>
+          <w:numId w:val="1"/>
+        </w:numPr>
+      </w:pPr>
+      <w:r>
+        <w:rPr>
+          <w:rFonts w:hint="eastAsia"/>
+        </w:rPr>
+        <w:lastRenderedPageBreak/>
+        <w:t>Intensity的归一化方法：</w:t>
+      </w:r>
+      <w:r>
+        <w:drawing>
+          <wp:inline distT="0" distB="0" distL="0" distR="0" wp14:anchorId="66E65DE4" wp14:editId="2EACDE4D">
+            <wp:extent cx="2495898" cy="552527"/>
+            <wp:effectExtent l="0" t="0" r="0" b="0"/>
+            <wp:docPr id="1944158556" name="图片 1"/>
+            <wp:cNvGraphicFramePr>
+              <a:graphicFrameLocks xmlns:a="http://schemas.openxmlformats.org/drawingml/2006/main" noChangeAspect="1"/>
+            </wp:cNvGraphicFramePr>
+            <a:graphic xmlns:a="http://schemas.openxmlformats.org/drawingml/2006/main">
+              <a:graphicData uri="http://schemas.openxmlformats.org/drawingml/2006/picture">
+                <pic:pic xmlns:pic="http://schemas.openxmlformats.org/drawingml/2006/picture">
+                  <pic:nvPicPr>
+                    <pic:cNvPr id="1944158556" name=""/>
+                    <pic:cNvPicPr/>
+                  </pic:nvPicPr>
+                  <pic:blipFill>
+                    <a:blip r:embed="rId9"/>
+                    <a:stretch>
+                      <a:fillRect/>
+                    </a:stretch>
+                  </pic:blipFill>
+                  <pic:spPr>
+                    <a:xfrm>
+                      <a:off x="0" y="0"/>
+                      <a:ext cx="2495898" cy="552527"/>
+                    </a:xfrm>
+                    <a:prstGeom prst="rect">
+                      <a:avLst/>
+                    </a:prstGeom>
+                  </pic:spPr>
+                </pic:pic>
+              </a:graphicData>
+            </a:graphic>
+          </wp:inline>
+        </w:drawing>
+      </w:r>
+    </w:p>
+    <w:p>
+      <w:pPr>
+        <w:rPr>
+          <w:rFonts w:hint="eastAsia"/>
+        </w:rPr>
+      </w:pPr>
+      <w:r>
+        <w:rPr>
+          <w:rFonts w:hint="eastAsia"/>
+        </w:rPr>
+        <w:t>期望目标总质量/实际目标总质量</w:t>
       </w:r>
     </w:p>
     <w:p>
@@ -929,259 +1073,830 @@
           <w:rFonts w:hint="eastAsia"/>
         </w:rPr>
       </w:pPr>
+      <w:proofErr w:type="spellStart"/>
       <w:r>
         <w:rPr>
           <w:rFonts w:hint="eastAsia"/>
         </w:rPr>
         <w:t>create_world</w:t>
       </w:r>
-    </w:p>
-    <w:p>
-      <w:pPr>
-        <w:pStyle w:val="a9"/>
-        <w:ind w:left="360"/>
-        <w:rPr>
-          <w:rFonts w:hint="eastAsia"/>
-        </w:rPr>
-      </w:pPr>
-      <w:r>
-        <w:rPr>
-          <w:rFonts w:hint="eastAsia"/>
-        </w:rPr>
-        <w:t>-&gt; nav_map_prior = true_map.copy()</w:t>
-      </w:r>
-    </w:p>
-    <w:p>
-      <w:pPr>
-        <w:pStyle w:val="a9"/>
-        <w:ind w:left="360"/>
-        <w:rPr>
-          <w:rFonts w:hint="eastAsia"/>
-        </w:rPr>
-      </w:pPr>
-      <w:r>
-        <w:rPr>
-          <w:rFonts w:hint="eastAsia"/>
-        </w:rPr>
-        <w:t>-&gt; find_free_start</w:t>
-      </w:r>
-    </w:p>
-    <w:p>
-      <w:pPr>
-        <w:pStyle w:val="a9"/>
-        <w:ind w:left="360"/>
-        <w:rPr>
-          <w:rFonts w:hint="eastAsia"/>
-        </w:rPr>
-      </w:pPr>
+      <w:proofErr w:type="spellEnd"/>
+    </w:p>
+    <w:p>
+      <w:pPr>
+        <w:pStyle w:val="a9"/>
+        <w:ind w:left="360"/>
+        <w:rPr>
+          <w:rFonts w:hint="eastAsia"/>
+        </w:rPr>
+      </w:pPr>
+      <w:r>
+        <w:rPr>
+          <w:rFonts w:hint="eastAsia"/>
+        </w:rPr>
+        <w:t xml:space="preserve">-&gt; </w:t>
+      </w:r>
+      <w:proofErr w:type="spellStart"/>
+      <w:r>
+        <w:rPr>
+          <w:rFonts w:hint="eastAsia"/>
+        </w:rPr>
+        <w:t>nav_map_prior</w:t>
+      </w:r>
+      <w:proofErr w:type="spellEnd"/>
+      <w:r>
+        <w:rPr>
+          <w:rFonts w:hint="eastAsia"/>
+        </w:rPr>
+        <w:t xml:space="preserve"> = </w:t>
+      </w:r>
+      <w:proofErr w:type="spellStart"/>
+      <w:r>
+        <w:rPr>
+          <w:rFonts w:hint="eastAsia"/>
+        </w:rPr>
+        <w:t>true_map.copy</w:t>
+      </w:r>
+      <w:proofErr w:type="spellEnd"/>
+      <w:r>
+        <w:rPr>
+          <w:rFonts w:hint="eastAsia"/>
+        </w:rPr>
+        <w:t>()</w:t>
+      </w:r>
+    </w:p>
+    <w:p>
+      <w:pPr>
+        <w:pStyle w:val="a9"/>
+        <w:ind w:left="360"/>
+        <w:rPr>
+          <w:rFonts w:hint="eastAsia"/>
+        </w:rPr>
+      </w:pPr>
+      <w:r>
+        <w:rPr>
+          <w:rFonts w:hint="eastAsia"/>
+        </w:rPr>
+        <w:t xml:space="preserve">-&gt; </w:t>
+      </w:r>
+      <w:proofErr w:type="spellStart"/>
+      <w:r>
+        <w:rPr>
+          <w:rFonts w:hint="eastAsia"/>
+        </w:rPr>
+        <w:t>find_free_start</w:t>
+      </w:r>
+      <w:proofErr w:type="spellEnd"/>
+    </w:p>
+    <w:p>
+      <w:pPr>
+        <w:pStyle w:val="a9"/>
+        <w:ind w:left="360"/>
+        <w:rPr>
+          <w:rFonts w:hint="eastAsia"/>
+        </w:rPr>
+      </w:pPr>
+      <w:r>
+        <w:rPr>
+          <w:rFonts w:hint="eastAsia"/>
+        </w:rPr>
+        <w:t xml:space="preserve">-&gt; </w:t>
+      </w:r>
+      <w:proofErr w:type="spellStart"/>
+      <w:r>
+        <w:rPr>
+          <w:rFonts w:hint="eastAsia"/>
+        </w:rPr>
+        <w:t>sample_targets</w:t>
+      </w:r>
+      <w:proofErr w:type="spellEnd"/>
+    </w:p>
+    <w:p>
+      <w:pPr>
+        <w:pStyle w:val="a9"/>
+        <w:ind w:left="360"/>
+        <w:rPr>
+          <w:rFonts w:hint="eastAsia"/>
+        </w:rPr>
+      </w:pPr>
+      <w:r>
+        <w:rPr>
+          <w:rFonts w:hint="eastAsia"/>
+        </w:rPr>
+        <w:t xml:space="preserve">-&gt; </w:t>
+      </w:r>
+      <w:proofErr w:type="spellStart"/>
+      <w:r>
+        <w:rPr>
+          <w:rFonts w:hint="eastAsia"/>
+        </w:rPr>
+        <w:t>found_mask</w:t>
+      </w:r>
+      <w:proofErr w:type="spellEnd"/>
+      <w:r>
+        <w:rPr>
+          <w:rFonts w:hint="eastAsia"/>
+        </w:rPr>
+        <w:t xml:space="preserve"> / </w:t>
+      </w:r>
+      <w:proofErr w:type="spellStart"/>
+      <w:r>
+        <w:rPr>
+          <w:rFonts w:hint="eastAsia"/>
+        </w:rPr>
+        <w:t>find_times</w:t>
+      </w:r>
+      <w:proofErr w:type="spellEnd"/>
+      <w:r>
+        <w:rPr>
+          <w:rFonts w:hint="eastAsia"/>
+        </w:rPr>
+        <w:t xml:space="preserve"> 初始化</w:t>
+      </w:r>
+    </w:p>
+    <w:p>
+      <w:pPr>
+        <w:pStyle w:val="a9"/>
+        <w:ind w:left="360"/>
+        <w:rPr>
+          <w:rFonts w:hint="eastAsia"/>
+        </w:rPr>
+      </w:pPr>
+      <w:r>
+        <w:rPr>
+          <w:rFonts w:hint="eastAsia"/>
+        </w:rPr>
+        <w:t>-&gt; step 0 初始探测</w:t>
+      </w:r>
+    </w:p>
+    <w:p>
+      <w:pPr>
+        <w:pStyle w:val="a9"/>
+        <w:ind w:left="360"/>
+        <w:rPr>
+          <w:rFonts w:hint="eastAsia"/>
+        </w:rPr>
+      </w:pPr>
+      <w:r>
+        <w:rPr>
+          <w:rFonts w:hint="eastAsia"/>
+        </w:rPr>
+        <w:t xml:space="preserve">-&gt; intensity / GP / </w:t>
+      </w:r>
+      <w:proofErr w:type="spellStart"/>
+      <w:r>
+        <w:rPr>
+          <w:rFonts w:hint="eastAsia"/>
+        </w:rPr>
+        <w:t>search_info</w:t>
+      </w:r>
+      <w:proofErr w:type="spellEnd"/>
+      <w:r>
+        <w:rPr>
+          <w:rFonts w:hint="eastAsia"/>
+        </w:rPr>
+        <w:t xml:space="preserve"> 初始化</w:t>
+      </w:r>
+    </w:p>
+    <w:p>
+      <w:pPr>
+        <w:pStyle w:val="a9"/>
+        <w:ind w:left="360"/>
+        <w:rPr>
+          <w:rFonts w:hint="eastAsia"/>
+        </w:rPr>
+      </w:pPr>
+    </w:p>
+    <w:p>
+      <w:pPr>
+        <w:pStyle w:val="a9"/>
+        <w:ind w:left="360"/>
+        <w:rPr>
+          <w:rFonts w:hint="eastAsia"/>
+        </w:rPr>
+      </w:pPr>
+      <w:r>
+        <w:rPr>
+          <w:rFonts w:hint="eastAsia"/>
+        </w:rPr>
+        <w:t>2.</w:t>
+      </w:r>
+      <w:r>
+        <w:t>单艇循环中：</w:t>
+      </w:r>
+    </w:p>
+    <w:p>
+      <w:pPr>
+        <w:pStyle w:val="a9"/>
+        <w:ind w:left="360"/>
+        <w:rPr>
+          <w:rFonts w:hint="eastAsia"/>
+        </w:rPr>
+      </w:pPr>
+      <w:proofErr w:type="spellStart"/>
+      <w:r>
+        <w:t>step_targets</w:t>
+      </w:r>
+      <w:proofErr w:type="spellEnd"/>
+    </w:p>
+    <w:p>
+      <w:pPr>
+        <w:pStyle w:val="a9"/>
+        <w:ind w:left="360"/>
+        <w:rPr>
+          <w:rFonts w:hint="eastAsia"/>
+        </w:rPr>
+      </w:pPr>
+      <w:r>
+        <w:t xml:space="preserve">-&gt; </w:t>
+      </w:r>
+      <w:proofErr w:type="spellStart"/>
+      <w:r>
+        <w:t>predict_intensity</w:t>
+      </w:r>
+      <w:proofErr w:type="spellEnd"/>
+    </w:p>
+    <w:p>
+      <w:pPr>
+        <w:pStyle w:val="a9"/>
+        <w:ind w:left="360"/>
+        <w:rPr>
+          <w:rFonts w:hint="eastAsia"/>
+        </w:rPr>
+      </w:pPr>
+      <w:r>
+        <w:t xml:space="preserve">-&gt; update </w:t>
+      </w:r>
+      <w:proofErr w:type="spellStart"/>
+      <w:r>
+        <w:t>search_info_map</w:t>
+      </w:r>
+      <w:proofErr w:type="spellEnd"/>
+    </w:p>
+    <w:p>
+      <w:pPr>
+        <w:pStyle w:val="a9"/>
+        <w:ind w:left="360"/>
+        <w:rPr>
+          <w:rFonts w:hint="eastAsia"/>
+        </w:rPr>
+      </w:pPr>
+      <w:r>
+        <w:t xml:space="preserve">-&gt; </w:t>
+      </w:r>
+      <w:proofErr w:type="spellStart"/>
+      <w:r>
+        <w:t>select_knownmap_path_segment_policy</w:t>
+      </w:r>
+      <w:proofErr w:type="spellEnd"/>
+    </w:p>
+    <w:p>
+      <w:pPr>
+        <w:pStyle w:val="a9"/>
+        <w:ind w:left="360"/>
+        <w:rPr>
+          <w:rFonts w:hint="eastAsia"/>
+        </w:rPr>
+      </w:pPr>
+      <w:r>
+        <w:t xml:space="preserve">-&gt; </w:t>
+      </w:r>
+      <w:proofErr w:type="spellStart"/>
+      <w:r>
+        <w:t>execute_next_step</w:t>
+      </w:r>
+      <w:proofErr w:type="spellEnd"/>
+    </w:p>
+    <w:p>
+      <w:pPr>
+        <w:pStyle w:val="a9"/>
+        <w:ind w:left="360"/>
+        <w:rPr>
+          <w:rFonts w:hint="eastAsia"/>
+        </w:rPr>
+      </w:pPr>
+      <w:r>
+        <w:t xml:space="preserve">-&gt; </w:t>
+      </w:r>
+      <w:proofErr w:type="spellStart"/>
+      <w:r>
+        <w:t>detect_targets</w:t>
+      </w:r>
+      <w:proofErr w:type="spellEnd"/>
+    </w:p>
+    <w:p>
+      <w:pPr>
+        <w:pStyle w:val="a9"/>
+        <w:ind w:left="360"/>
+        <w:rPr>
+          <w:rFonts w:hint="eastAsia"/>
+        </w:rPr>
+      </w:pPr>
+      <w:r>
+        <w:t xml:space="preserve">-&gt; </w:t>
+      </w:r>
+      <w:proofErr w:type="spellStart"/>
+      <w:r>
+        <w:t>update_found_mask</w:t>
+      </w:r>
+      <w:proofErr w:type="spellEnd"/>
+    </w:p>
+    <w:p>
+      <w:pPr>
+        <w:pStyle w:val="a9"/>
+        <w:ind w:left="360"/>
+        <w:rPr>
+          <w:rFonts w:hint="eastAsia"/>
+        </w:rPr>
+      </w:pPr>
+      <w:r>
+        <w:t>-&gt; hit/miss update intensity</w:t>
+      </w:r>
+    </w:p>
+    <w:p>
+      <w:pPr>
+        <w:pStyle w:val="a9"/>
+        <w:ind w:left="360"/>
+        <w:rPr>
+          <w:rFonts w:hint="eastAsia"/>
+        </w:rPr>
+      </w:pPr>
+      <w:r>
+        <w:t>-&gt; update GP clue</w:t>
+      </w:r>
+    </w:p>
+    <w:p>
+      <w:pPr>
+        <w:pStyle w:val="a9"/>
+        <w:ind w:left="360"/>
+        <w:rPr>
+          <w:rFonts w:hint="eastAsia"/>
+        </w:rPr>
+      </w:pPr>
+      <w:r>
+        <w:t xml:space="preserve">-&gt; update </w:t>
+      </w:r>
+      <w:proofErr w:type="spellStart"/>
+      <w:r>
+        <w:t>search_info_map</w:t>
+      </w:r>
+      <w:proofErr w:type="spellEnd"/>
+    </w:p>
+    <w:p>
+      <w:pPr>
+        <w:pStyle w:val="a9"/>
+        <w:ind w:left="360"/>
+        <w:rPr>
+          <w:rFonts w:hint="eastAsia"/>
+        </w:rPr>
+      </w:pPr>
+    </w:p>
+    <w:p>
+      <w:pPr>
+        <w:pStyle w:val="a9"/>
+        <w:ind w:left="360"/>
+        <w:rPr>
+          <w:rFonts w:hint="eastAsia"/>
+        </w:rPr>
+      </w:pPr>
+      <w:r>
+        <w:rPr>
+          <w:rFonts w:hint="eastAsia"/>
+        </w:rPr>
+        <w:t>3.seeds：</w:t>
+      </w:r>
+    </w:p>
+    <w:p>
+      <w:pPr>
+        <w:pStyle w:val="a9"/>
+        <w:ind w:left="360"/>
+        <w:rPr>
+          <w:rFonts w:hint="eastAsia"/>
+        </w:rPr>
+      </w:pPr>
+      <w:r>
+        <w:rPr>
+          <w:rFonts w:hint="eastAsia"/>
+        </w:rPr>
+        <w:t>使用</w:t>
+      </w:r>
+      <w:proofErr w:type="spellStart"/>
+      <w:r>
+        <w:rPr>
+          <w:rFonts w:hint="eastAsia"/>
+        </w:rPr>
+        <w:t>numpy</w:t>
+      </w:r>
+      <w:proofErr w:type="spellEnd"/>
+      <w:r>
+        <w:rPr>
+          <w:rFonts w:hint="eastAsia"/>
+        </w:rPr>
+        <w:t>内置函数将整数转换为随机数</w:t>
+      </w:r>
+      <w:r>
+        <w:rPr>
+          <w:rFonts w:hint="eastAsia"/>
+        </w:rPr>
+        <w:t>，同一个seed对应同意串随机数。</w:t>
+      </w:r>
+    </w:p>
+    <w:p>
+      <w:pPr>
+        <w:pStyle w:val="a9"/>
+        <w:ind w:left="360"/>
+        <w:rPr>
+          <w:rFonts w:hint="eastAsia"/>
+        </w:rPr>
+      </w:pPr>
+      <w:r>
+        <w:t>随机数决定</w:t>
+      </w:r>
+      <w:r>
+        <w:rPr>
+          <w:rFonts w:hint="eastAsia"/>
+        </w:rPr>
+        <w:t>目标位置</w:t>
+      </w:r>
+      <w:r>
+        <w:rPr>
+          <w:rFonts w:hint="eastAsia"/>
+        </w:rPr>
+        <w:t>：</w:t>
+      </w:r>
+      <w:r>
+        <w:rPr>
+          <w:rFonts w:hint="eastAsia"/>
+        </w:rPr>
+        <w:t>每个格子有一个索引，</w:t>
+      </w:r>
+      <w:r>
+        <w:rPr>
+          <w:rFonts w:hint="eastAsia"/>
+        </w:rPr>
+        <w:t>每个seed生成一串被打乱的索引，随后按顺序找适合存放目标的格子。</w:t>
+      </w:r>
+    </w:p>
+    <w:p>
+      <w:pPr>
+        <w:pStyle w:val="a9"/>
+        <w:ind w:left="360"/>
+        <w:rPr>
+          <w:rFonts w:hint="eastAsia"/>
+        </w:rPr>
+      </w:pPr>
+      <w:r>
+        <w:t>随机数决定目标走向哪个相邻自由格</w:t>
+      </w:r>
+      <w:r>
+        <w:rPr>
+          <w:rFonts w:hint="eastAsia"/>
+        </w:rPr>
+        <w:t>：</w:t>
+      </w:r>
+      <w:r>
+        <w:rPr>
+          <w:rFonts w:hint="eastAsia"/>
+        </w:rPr>
+        <w:t>针对五个合法移动选择，随机生成一个五位随机数序列，选择第一个数对应的行为。</w:t>
+      </w:r>
+    </w:p>
+    <w:p>
+      <w:pPr>
+        <w:pStyle w:val="a9"/>
+        <w:ind w:left="360"/>
+        <w:rPr>
+          <w:rFonts w:hint="eastAsia"/>
+        </w:rPr>
+      </w:pPr>
+      <w:r>
+        <w:t>随机数决定这次是否探测成功</w:t>
+      </w:r>
+      <w:r>
+        <w:rPr>
+          <w:rFonts w:hint="eastAsia"/>
+        </w:rPr>
+        <w:t>：</w:t>
+      </w:r>
+      <w:r>
+        <w:rPr>
+          <w:rFonts w:hint="eastAsia"/>
+        </w:rPr>
+        <w:t>探测时，随机数生成器生成的数在同一个seed下同一次探测中是固定的。</w:t>
+      </w:r>
+    </w:p>
+    <w:p>
+      <w:pPr>
+        <w:pStyle w:val="a9"/>
+        <w:ind w:left="360"/>
+        <w:rPr>
+          <w:rFonts w:hint="eastAsia"/>
+        </w:rPr>
+      </w:pPr>
+      <w:r>
+        <w:t>随机数决定每个 clue 观测值加多少噪声</w:t>
+      </w:r>
+      <w:r>
+        <w:rPr>
+          <w:rFonts w:hint="eastAsia"/>
+        </w:rPr>
+        <w:t>：</w:t>
+      </w:r>
+      <w:r>
+        <w:rPr>
+          <w:rFonts w:hint="eastAsia"/>
+        </w:rPr>
+        <w:t>产生按均匀分布分布的随机数，用数学</w:t>
+      </w:r>
       <w:r>
         <w:rPr>
           <w:rFonts w:hint="eastAsia"/>
         </w:rPr>
         <w:lastRenderedPageBreak/>
-        <w:t>-&gt; sample_targets</w:t>
-      </w:r>
-    </w:p>
-    <w:p>
-      <w:pPr>
-        <w:pStyle w:val="a9"/>
-        <w:ind w:left="360"/>
-        <w:rPr>
-          <w:rFonts w:hint="eastAsia"/>
-        </w:rPr>
-      </w:pPr>
-      <w:r>
-        <w:rPr>
-          <w:rFonts w:hint="eastAsia"/>
-        </w:rPr>
-        <w:t>-&gt; found_mask / find_times 初始化</w:t>
-      </w:r>
-    </w:p>
-    <w:p>
-      <w:pPr>
-        <w:pStyle w:val="a9"/>
-        <w:ind w:left="360"/>
-        <w:rPr>
-          <w:rFonts w:hint="eastAsia"/>
-        </w:rPr>
-      </w:pPr>
-      <w:r>
-        <w:rPr>
-          <w:rFonts w:hint="eastAsia"/>
-        </w:rPr>
-        <w:t>-&gt; step 0 初始探测</w:t>
-      </w:r>
-    </w:p>
-    <w:p>
-      <w:pPr>
-        <w:pStyle w:val="a9"/>
-        <w:ind w:left="360"/>
-        <w:rPr>
-          <w:rFonts w:hint="eastAsia"/>
-        </w:rPr>
-      </w:pPr>
-      <w:r>
-        <w:rPr>
-          <w:rFonts w:hint="eastAsia"/>
-        </w:rPr>
-        <w:t>-&gt; intensity / GP / search_info 初始化</w:t>
-      </w:r>
-    </w:p>
-    <w:p>
-      <w:pPr>
-        <w:pStyle w:val="a9"/>
-        <w:ind w:left="360"/>
-        <w:rPr>
-          <w:rFonts w:hint="eastAsia"/>
-        </w:rPr>
-      </w:pPr>
-    </w:p>
-    <w:p>
-      <w:pPr>
-        <w:pStyle w:val="a9"/>
-        <w:ind w:left="360"/>
-        <w:rPr>
-          <w:rFonts w:hint="eastAsia"/>
-        </w:rPr>
-      </w:pPr>
-      <w:r>
-        <w:rPr>
-          <w:rFonts w:hint="eastAsia"/>
-        </w:rPr>
-        <w:t>2.</w:t>
-      </w:r>
-      <w:r>
-        <w:t>单艇循环中：</w:t>
-      </w:r>
-    </w:p>
-    <w:p>
-      <w:pPr>
-        <w:pStyle w:val="a9"/>
-        <w:ind w:left="360"/>
-        <w:rPr>
-          <w:rFonts w:hint="eastAsia"/>
-        </w:rPr>
-      </w:pPr>
-      <w:r>
-        <w:t>step_targets</w:t>
-      </w:r>
-    </w:p>
-    <w:p>
-      <w:pPr>
-        <w:pStyle w:val="a9"/>
-        <w:ind w:left="360"/>
-        <w:rPr>
-          <w:rFonts w:hint="eastAsia"/>
-        </w:rPr>
-      </w:pPr>
-      <w:r>
-        <w:t>-&gt; predict_intensity</w:t>
-      </w:r>
-    </w:p>
-    <w:p>
-      <w:pPr>
-        <w:pStyle w:val="a9"/>
-        <w:ind w:left="360"/>
-        <w:rPr>
-          <w:rFonts w:hint="eastAsia"/>
-        </w:rPr>
-      </w:pPr>
-      <w:r>
-        <w:t>-&gt; update search_info_map</w:t>
-      </w:r>
-    </w:p>
-    <w:p>
-      <w:pPr>
-        <w:pStyle w:val="a9"/>
-        <w:ind w:left="360"/>
-        <w:rPr>
-          <w:rFonts w:hint="eastAsia"/>
-        </w:rPr>
-      </w:pPr>
-      <w:r>
-        <w:t>-&gt; select_knownmap_path_segment_policy</w:t>
-      </w:r>
-    </w:p>
-    <w:p>
-      <w:pPr>
-        <w:pStyle w:val="a9"/>
-        <w:ind w:left="360"/>
-        <w:rPr>
-          <w:rFonts w:hint="eastAsia"/>
-        </w:rPr>
-      </w:pPr>
-      <w:r>
-        <w:t>-&gt; execute_next_step</w:t>
-      </w:r>
-    </w:p>
-    <w:p>
-      <w:pPr>
-        <w:pStyle w:val="a9"/>
-        <w:ind w:left="360"/>
-        <w:rPr>
-          <w:rFonts w:hint="eastAsia"/>
-        </w:rPr>
-      </w:pPr>
-      <w:r>
-        <w:t>-&gt; detect_targets</w:t>
-      </w:r>
-    </w:p>
-    <w:p>
-      <w:pPr>
-        <w:pStyle w:val="a9"/>
-        <w:ind w:left="360"/>
-        <w:rPr>
-          <w:rFonts w:hint="eastAsia"/>
-        </w:rPr>
-      </w:pPr>
-      <w:r>
-        <w:t>-&gt; update_found_mask</w:t>
-      </w:r>
-    </w:p>
-    <w:p>
-      <w:pPr>
-        <w:pStyle w:val="a9"/>
-        <w:ind w:left="360"/>
-        <w:rPr>
-          <w:rFonts w:hint="eastAsia"/>
-        </w:rPr>
-      </w:pPr>
-      <w:r>
-        <w:t>-&gt; hit/miss update intensity</w:t>
-      </w:r>
-    </w:p>
-    <w:p>
-      <w:pPr>
-        <w:pStyle w:val="a9"/>
-        <w:ind w:left="360"/>
-        <w:rPr>
-          <w:rFonts w:hint="eastAsia"/>
-        </w:rPr>
-      </w:pPr>
-      <w:r>
-        <w:t>-&gt; update GP clue</w:t>
-      </w:r>
-    </w:p>
-    <w:p>
-      <w:pPr>
-        <w:pStyle w:val="a9"/>
-        <w:ind w:left="360"/>
-        <w:rPr>
-          <w:rFonts w:hint="eastAsia"/>
-        </w:rPr>
-      </w:pPr>
-      <w:r>
-        <w:t>-&gt; update search_info_map</w:t>
-      </w:r>
-    </w:p>
-    <w:p>
-      <w:pPr>
-        <w:pStyle w:val="a9"/>
-        <w:ind w:left="360"/>
-        <w:rPr>
-          <w:rFonts w:hint="eastAsia"/>
-        </w:rPr>
-      </w:pPr>
+        <w:t>变换将其变为高斯分布，</w:t>
+      </w:r>
+      <w:r>
+        <w:rPr>
+          <w:rFonts w:hint="eastAsia"/>
+        </w:rPr>
+        <w:t>从高斯分布中抽取一个值，再乘以高斯白噪声的方差。</w:t>
+      </w:r>
+    </w:p>
+    <w:p>
+      <w:pPr>
+        <w:pStyle w:val="a9"/>
+        <w:ind w:left="360"/>
+        <w:rPr>
+          <w:rFonts w:hint="eastAsia"/>
+        </w:rPr>
+      </w:pPr>
+    </w:p>
+    <w:p>
+      <w:pPr>
+        <w:pStyle w:val="a9"/>
+        <w:ind w:left="360"/>
+        <w:rPr>
+          <w:rFonts w:hint="eastAsia"/>
+        </w:rPr>
+      </w:pPr>
+      <w:r>
+        <w:rPr>
+          <w:rFonts w:hint="eastAsia"/>
+        </w:rPr>
+        <w:t>4.</w:t>
+      </w:r>
+      <w:r>
+        <w:rPr>
+          <w:rFonts w:hint="eastAsia"/>
+        </w:rPr>
+        <w:t xml:space="preserve"> 权重6.5，2，-0.35</w:t>
+      </w:r>
+    </w:p>
+    <w:p>
+      <w:pPr>
+        <w:pStyle w:val="a9"/>
+        <w:ind w:left="360"/>
+        <w:rPr>
+          <w:rFonts w:hint="eastAsia"/>
+        </w:rPr>
+      </w:pPr>
+      <w:r>
+        <w:rPr>
+          <w:rFonts w:hint="eastAsia"/>
+        </w:rPr>
+        <w:t>归一化后所有norm都是[0,1]，但6.5的权重过高，</w:t>
+      </w:r>
+      <w:r>
+        <w:t>强烈拉向高信息候选</w:t>
+      </w:r>
+      <w:r>
+        <w:rPr>
+          <w:rFonts w:hint="eastAsia"/>
+        </w:rPr>
+        <w:t>，</w:t>
+      </w:r>
+      <w:r>
+        <w:t>导致</w:t>
+      </w:r>
+      <w:proofErr w:type="spellStart"/>
+      <w:r>
+        <w:t>exec_cost_norm</w:t>
+      </w:r>
+      <w:proofErr w:type="spellEnd"/>
+      <w:r>
+        <w:t>的话语权较小</w:t>
+      </w:r>
+      <w:r>
+        <w:rPr>
+          <w:rFonts w:hint="eastAsia"/>
+        </w:rPr>
+        <w:t>；</w:t>
+      </w:r>
+      <w:r>
+        <w:t xml:space="preserve">高 </w:t>
+      </w:r>
+      <w:proofErr w:type="spellStart"/>
+      <w:r>
+        <w:t>search_info</w:t>
+      </w:r>
+      <w:proofErr w:type="spellEnd"/>
+      <w:r>
+        <w:t xml:space="preserve"> 候选不一定同时是高 recency 候选</w:t>
+      </w:r>
+      <w:r>
+        <w:rPr>
+          <w:rFonts w:hint="eastAsia"/>
+        </w:rPr>
+        <w:t>，</w:t>
+      </w:r>
+      <w:r>
+        <w:t>某些阶段新信息区域比旧观测刷新更重要</w:t>
+      </w:r>
+      <w:r>
+        <w:rPr>
+          <w:rFonts w:hint="eastAsia"/>
+        </w:rPr>
+        <w:t>，</w:t>
+      </w:r>
+      <w:proofErr w:type="spellStart"/>
+      <w:r>
+        <w:t>search_info_gain</w:t>
+      </w:r>
+      <w:proofErr w:type="spellEnd"/>
+      <w:r>
+        <w:t xml:space="preserve"> 权重更大，最终选择更倾向信息热点</w:t>
+      </w:r>
+      <w:r>
+        <w:rPr>
+          <w:rFonts w:hint="eastAsia"/>
+        </w:rPr>
+        <w:t>。</w:t>
+      </w:r>
+    </w:p>
+    <w:p>
+      <w:pPr>
+        <w:pStyle w:val="a9"/>
+        <w:ind w:left="360"/>
+        <w:rPr>
+          <w:rFonts w:hint="eastAsia"/>
+        </w:rPr>
+      </w:pPr>
+    </w:p>
+    <w:p>
+      <w:pPr>
+        <w:pStyle w:val="a9"/>
+        <w:ind w:left="360"/>
+        <w:rPr>
+          <w:rFonts w:hint="eastAsia"/>
+        </w:rPr>
+      </w:pPr>
+      <w:r>
+        <w:rPr>
+          <w:rFonts w:hint="eastAsia"/>
+        </w:rPr>
+        <w:t>5. 欧式距离：两点之间的直线距离</w:t>
+      </w:r>
+    </w:p>
+    <w:p>
+      <w:pPr>
+        <w:pStyle w:val="a9"/>
+        <w:ind w:left="360"/>
+        <w:rPr>
+          <w:rFonts w:hint="eastAsia"/>
+        </w:rPr>
+      </w:pPr>
+      <w:r>
+        <w:tab/>
+      </w:r>
+      <w:r>
+        <w:tab/>
+      </w:r>
+      <w:r>
+        <w:rPr>
+          <w:rFonts w:hint="eastAsia"/>
+        </w:rPr>
+        <w:t>曼哈顿距离：横坐标距离+纵坐标距离</w:t>
+      </w:r>
+    </w:p>
+    <w:p>
+      <w:pPr>
+        <w:pStyle w:val="a9"/>
+        <w:ind w:left="360"/>
+        <w:rPr>
+          <w:rFonts w:hint="eastAsia"/>
+        </w:rPr>
+      </w:pPr>
+      <w:r>
+        <w:tab/>
+      </w:r>
+      <w:r>
+        <w:rPr>
+          <w:rFonts w:hint="eastAsia"/>
+        </w:rPr>
+        <w:t>6. A*算法：</w:t>
+      </w:r>
+    </w:p>
+    <w:p>
+      <w:pPr>
+        <w:pStyle w:val="a9"/>
+        <w:ind w:left="360"/>
+        <w:rPr>
+          <w:rFonts w:hint="eastAsia"/>
+        </w:rPr>
+      </w:pPr>
+      <w:r>
+        <w:tab/>
+      </w:r>
+      <w:r>
+        <w:tab/>
+      </w:r>
+      <w:r>
+        <w:rPr>
+          <w:rFonts w:hint="eastAsia"/>
+        </w:rPr>
+        <w:t>第一步：</w:t>
+      </w:r>
+      <w:r>
+        <w:rPr>
+          <w:rFonts w:hint="eastAsia"/>
+        </w:rPr>
+        <w:t>从起点到当前点的实际代价+从当前点到终点的曼哈顿距离下的预估代价</w:t>
+      </w:r>
+    </w:p>
+    <w:p>
+      <w:pPr>
+        <w:pStyle w:val="a9"/>
+        <w:ind w:left="360"/>
+        <w:rPr>
+          <w:rFonts w:hint="eastAsia"/>
+        </w:rPr>
+      </w:pPr>
+      <w:r>
+        <w:tab/>
+      </w:r>
+      <w:r>
+        <w:tab/>
+      </w:r>
+      <w:r>
+        <w:rPr>
+          <w:rFonts w:hint="eastAsia"/>
+        </w:rPr>
+        <w:t>第二步：</w:t>
+      </w:r>
+      <w:r>
+        <w:t>一旦某个节点被选为“当前最优”，它就会从 Open 集</w:t>
+      </w:r>
+      <w:r>
+        <w:t>移出，并进入 Closed 集</w:t>
+      </w:r>
+    </w:p>
+    <w:p>
+      <w:pPr>
+        <w:pStyle w:val="a9"/>
+        <w:ind w:left="360"/>
+        <w:rPr>
+          <w:rFonts w:hint="eastAsia"/>
+        </w:rPr>
+      </w:pPr>
+      <w:r>
+        <w:tab/>
+      </w:r>
+      <w:r>
+        <w:tab/>
+      </w:r>
+      <w:r>
+        <w:rPr>
+          <w:rFonts w:hint="eastAsia"/>
+        </w:rPr>
+        <w:t>第三步：</w:t>
+      </w:r>
+      <w:r>
+        <w:t>当算法从节点 A 扩展到邻居 B 时，它会记录“B 的父亲是 A”</w:t>
+      </w:r>
+    </w:p>
+    <w:p>
+      <w:pPr>
+        <w:pStyle w:val="a9"/>
+        <w:ind w:left="360"/>
+        <w:rPr>
+          <w:rFonts w:hint="eastAsia"/>
+        </w:rPr>
+      </w:pPr>
+      <w:r>
+        <w:tab/>
+      </w:r>
+      <w:r>
+        <w:tab/>
+      </w:r>
+      <w:r>
+        <w:rPr>
+          <w:rFonts w:hint="eastAsia"/>
+        </w:rPr>
+        <w:t>第四步：</w:t>
+      </w:r>
+      <w:r>
+        <w:t>当目标点 G 被放入了 Closed 集（即被成功扩展），搜索宣告结束。此时，算法从目标点 G 开始，根据第三步记录的“父亲”是谁，一级一级往回找，直到回到起点 S</w:t>
+      </w:r>
     </w:p>
     <w:sectPr>
       <w:pgSz w:w="11906" w:h="16838"/>

--- a/explaintation.docx
+++ b/explaintation.docx
@@ -463,6 +463,9 @@
           <w:ilvl w:val="0"/>
           <w:numId w:val="1"/>
         </w:numPr>
+        <w:rPr>
+          <w:rFonts w:hint="eastAsia"/>
+        </w:rPr>
       </w:pPr>
       <w:r>
         <w:t>采样稀疏：</w:t>
@@ -679,49 +682,8 @@
           <w:sz w:val="21"/>
           <w:szCs w:val="22"/>
         </w:rPr>
-        <w:t xml:space="preserve">包括观测点缓存、GP 拟合、预测 </w:t>
-      </w:r>
-      <w:proofErr w:type="spellStart"/>
-      <w:r>
-        <w:rPr>
-          <w:sz w:val="21"/>
-          <w:szCs w:val="22"/>
-        </w:rPr>
-        <w:t>mu_map</w:t>
-      </w:r>
-      <w:proofErr w:type="spellEnd"/>
-      <w:r>
-        <w:rPr>
-          <w:sz w:val="21"/>
-          <w:szCs w:val="22"/>
-        </w:rPr>
-        <w:t xml:space="preserve"> / </w:t>
-      </w:r>
-      <w:proofErr w:type="spellStart"/>
-      <w:r>
-        <w:rPr>
-          <w:sz w:val="21"/>
-          <w:szCs w:val="22"/>
-        </w:rPr>
-        <w:t>var_map</w:t>
-      </w:r>
-      <w:proofErr w:type="spellEnd"/>
-      <w:r>
-        <w:rPr>
-          <w:sz w:val="21"/>
-          <w:szCs w:val="22"/>
-        </w:rPr>
-        <w:t xml:space="preserve"> / </w:t>
-      </w:r>
-      <w:proofErr w:type="spellStart"/>
-      <w:r>
-        <w:rPr>
-          <w:sz w:val="21"/>
-          <w:szCs w:val="22"/>
-        </w:rPr>
-        <w:t>acq_map</w:t>
-      </w:r>
-      <w:proofErr w:type="spellEnd"/>
+        <w:t>包括观测点缓存、GP 拟合、预测 mu_map / var_map / acq_map</w:t>
+      </w:r>
     </w:p>
     <w:p>
       <w:pPr>
@@ -940,6 +902,9 @@
           <w:ilvl w:val="0"/>
           <w:numId w:val="1"/>
         </w:numPr>
+        <w:rPr>
+          <w:rFonts w:hint="eastAsia"/>
+        </w:rPr>
       </w:pPr>
       <w:r>
         <w:rPr>
@@ -955,6 +920,9 @@
           <w:ilvl w:val="0"/>
           <w:numId w:val="1"/>
         </w:numPr>
+        <w:rPr>
+          <w:rFonts w:hint="eastAsia"/>
+        </w:rPr>
       </w:pPr>
       <w:r>
         <w:rPr>
@@ -964,6 +932,9 @@
         <w:t>Intensity的归一化方法：</w:t>
       </w:r>
       <w:r>
+        <w:rPr>
+          <w:noProof/>
+        </w:rPr>
         <w:drawing>
           <wp:inline distT="0" distB="0" distL="0" distR="0" wp14:anchorId="66E65DE4" wp14:editId="2EACDE4D">
             <wp:extent cx="2495898" cy="552527"/>
@@ -1073,145 +1044,71 @@
           <w:rFonts w:hint="eastAsia"/>
         </w:rPr>
       </w:pPr>
-      <w:proofErr w:type="spellStart"/>
       <w:r>
         <w:rPr>
           <w:rFonts w:hint="eastAsia"/>
         </w:rPr>
         <w:t>create_world</w:t>
       </w:r>
-      <w:proofErr w:type="spellEnd"/>
-    </w:p>
-    <w:p>
-      <w:pPr>
-        <w:pStyle w:val="a9"/>
-        <w:ind w:left="360"/>
-        <w:rPr>
-          <w:rFonts w:hint="eastAsia"/>
-        </w:rPr>
-      </w:pPr>
-      <w:r>
-        <w:rPr>
-          <w:rFonts w:hint="eastAsia"/>
-        </w:rPr>
-        <w:t xml:space="preserve">-&gt; </w:t>
-      </w:r>
-      <w:proofErr w:type="spellStart"/>
-      <w:r>
-        <w:rPr>
-          <w:rFonts w:hint="eastAsia"/>
-        </w:rPr>
-        <w:t>nav_map_prior</w:t>
-      </w:r>
-      <w:proofErr w:type="spellEnd"/>
-      <w:r>
-        <w:rPr>
-          <w:rFonts w:hint="eastAsia"/>
-        </w:rPr>
-        <w:t xml:space="preserve"> = </w:t>
-      </w:r>
-      <w:proofErr w:type="spellStart"/>
-      <w:r>
-        <w:rPr>
-          <w:rFonts w:hint="eastAsia"/>
-        </w:rPr>
-        <w:t>true_map.copy</w:t>
-      </w:r>
-      <w:proofErr w:type="spellEnd"/>
-      <w:r>
-        <w:rPr>
-          <w:rFonts w:hint="eastAsia"/>
-        </w:rPr>
-        <w:t>()</w:t>
-      </w:r>
-    </w:p>
-    <w:p>
-      <w:pPr>
-        <w:pStyle w:val="a9"/>
-        <w:ind w:left="360"/>
-        <w:rPr>
-          <w:rFonts w:hint="eastAsia"/>
-        </w:rPr>
-      </w:pPr>
-      <w:r>
-        <w:rPr>
-          <w:rFonts w:hint="eastAsia"/>
-        </w:rPr>
-        <w:t xml:space="preserve">-&gt; </w:t>
-      </w:r>
-      <w:proofErr w:type="spellStart"/>
-      <w:r>
-        <w:rPr>
-          <w:rFonts w:hint="eastAsia"/>
-        </w:rPr>
-        <w:t>find_free_start</w:t>
-      </w:r>
-      <w:proofErr w:type="spellEnd"/>
-    </w:p>
-    <w:p>
-      <w:pPr>
-        <w:pStyle w:val="a9"/>
-        <w:ind w:left="360"/>
-        <w:rPr>
-          <w:rFonts w:hint="eastAsia"/>
-        </w:rPr>
-      </w:pPr>
-      <w:r>
-        <w:rPr>
-          <w:rFonts w:hint="eastAsia"/>
-        </w:rPr>
-        <w:t xml:space="preserve">-&gt; </w:t>
-      </w:r>
-      <w:proofErr w:type="spellStart"/>
-      <w:r>
-        <w:rPr>
-          <w:rFonts w:hint="eastAsia"/>
-        </w:rPr>
-        <w:t>sample_targets</w:t>
-      </w:r>
-      <w:proofErr w:type="spellEnd"/>
-    </w:p>
-    <w:p>
-      <w:pPr>
-        <w:pStyle w:val="a9"/>
-        <w:ind w:left="360"/>
-        <w:rPr>
-          <w:rFonts w:hint="eastAsia"/>
-        </w:rPr>
-      </w:pPr>
-      <w:r>
-        <w:rPr>
-          <w:rFonts w:hint="eastAsia"/>
-        </w:rPr>
-        <w:t xml:space="preserve">-&gt; </w:t>
-      </w:r>
-      <w:proofErr w:type="spellStart"/>
-      <w:r>
-        <w:rPr>
-          <w:rFonts w:hint="eastAsia"/>
-        </w:rPr>
-        <w:t>found_mask</w:t>
-      </w:r>
-      <w:proofErr w:type="spellEnd"/>
-      <w:r>
-        <w:rPr>
-          <w:rFonts w:hint="eastAsia"/>
-        </w:rPr>
-        <w:t xml:space="preserve"> / </w:t>
-      </w:r>
-      <w:proofErr w:type="spellStart"/>
-      <w:r>
-        <w:rPr>
-          <w:rFonts w:hint="eastAsia"/>
-        </w:rPr>
-        <w:t>find_times</w:t>
-      </w:r>
-      <w:proofErr w:type="spellEnd"/>
-      <w:r>
-        <w:rPr>
-          <w:rFonts w:hint="eastAsia"/>
-        </w:rPr>
-        <w:t xml:space="preserve"> 初始化</w:t>
+    </w:p>
+    <w:p>
+      <w:pPr>
+        <w:pStyle w:val="a9"/>
+        <w:ind w:left="360"/>
+        <w:rPr>
+          <w:rFonts w:hint="eastAsia"/>
+        </w:rPr>
+      </w:pPr>
+      <w:r>
+        <w:rPr>
+          <w:rFonts w:hint="eastAsia"/>
+        </w:rPr>
+        <w:t>-&gt; nav_map_prior = true_map.copy()</w:t>
+      </w:r>
+    </w:p>
+    <w:p>
+      <w:pPr>
+        <w:pStyle w:val="a9"/>
+        <w:ind w:left="360"/>
+        <w:rPr>
+          <w:rFonts w:hint="eastAsia"/>
+        </w:rPr>
+      </w:pPr>
+      <w:r>
+        <w:rPr>
+          <w:rFonts w:hint="eastAsia"/>
+        </w:rPr>
+        <w:t>-&gt; find_free_start</w:t>
+      </w:r>
+    </w:p>
+    <w:p>
+      <w:pPr>
+        <w:pStyle w:val="a9"/>
+        <w:ind w:left="360"/>
+        <w:rPr>
+          <w:rFonts w:hint="eastAsia"/>
+        </w:rPr>
+      </w:pPr>
+      <w:r>
+        <w:rPr>
+          <w:rFonts w:hint="eastAsia"/>
+        </w:rPr>
+        <w:t>-&gt; sample_targets</w:t>
+      </w:r>
+    </w:p>
+    <w:p>
+      <w:pPr>
+        <w:pStyle w:val="a9"/>
+        <w:ind w:left="360"/>
+        <w:rPr>
+          <w:rFonts w:hint="eastAsia"/>
+        </w:rPr>
+      </w:pPr>
+      <w:r>
+        <w:rPr>
+          <w:rFonts w:hint="eastAsia"/>
+        </w:rPr>
+        <w:t>-&gt; found_mask / find_times 初始化</w:t>
       </w:r>
     </w:p>
     <w:p>
@@ -1241,21 +1138,7 @@
         <w:rPr>
           <w:rFonts w:hint="eastAsia"/>
         </w:rPr>
-        <w:t xml:space="preserve">-&gt; intensity / GP / </w:t>
-      </w:r>
-      <w:proofErr w:type="spellStart"/>
-      <w:r>
-        <w:rPr>
-          <w:rFonts w:hint="eastAsia"/>
-        </w:rPr>
-        <w:t>search_info</w:t>
-      </w:r>
-      <w:proofErr w:type="spellEnd"/>
-      <w:r>
-        <w:rPr>
-          <w:rFonts w:hint="eastAsia"/>
-        </w:rPr>
-        <w:t xml:space="preserve"> 初始化</w:t>
+        <w:t>-&gt; intensity / GP / search_info 初始化</w:t>
       </w:r>
     </w:p>
     <w:p>
@@ -1293,113 +1176,81 @@
           <w:rFonts w:hint="eastAsia"/>
         </w:rPr>
       </w:pPr>
-      <w:proofErr w:type="spellStart"/>
       <w:r>
         <w:t>step_targets</w:t>
       </w:r>
-      <w:proofErr w:type="spellEnd"/>
-    </w:p>
-    <w:p>
-      <w:pPr>
-        <w:pStyle w:val="a9"/>
-        <w:ind w:left="360"/>
-        <w:rPr>
-          <w:rFonts w:hint="eastAsia"/>
-        </w:rPr>
-      </w:pPr>
-      <w:r>
-        <w:t xml:space="preserve">-&gt; </w:t>
-      </w:r>
-      <w:proofErr w:type="spellStart"/>
-      <w:r>
-        <w:t>predict_intensity</w:t>
-      </w:r>
-      <w:proofErr w:type="spellEnd"/>
-    </w:p>
-    <w:p>
-      <w:pPr>
-        <w:pStyle w:val="a9"/>
-        <w:ind w:left="360"/>
-        <w:rPr>
-          <w:rFonts w:hint="eastAsia"/>
-        </w:rPr>
-      </w:pPr>
-      <w:r>
-        <w:t xml:space="preserve">-&gt; update </w:t>
-      </w:r>
-      <w:proofErr w:type="spellStart"/>
-      <w:r>
-        <w:t>search_info_map</w:t>
-      </w:r>
-      <w:proofErr w:type="spellEnd"/>
-    </w:p>
-    <w:p>
-      <w:pPr>
-        <w:pStyle w:val="a9"/>
-        <w:ind w:left="360"/>
-        <w:rPr>
-          <w:rFonts w:hint="eastAsia"/>
-        </w:rPr>
-      </w:pPr>
-      <w:r>
-        <w:t xml:space="preserve">-&gt; </w:t>
-      </w:r>
-      <w:proofErr w:type="spellStart"/>
-      <w:r>
-        <w:t>select_knownmap_path_segment_policy</w:t>
-      </w:r>
-      <w:proofErr w:type="spellEnd"/>
-    </w:p>
-    <w:p>
-      <w:pPr>
-        <w:pStyle w:val="a9"/>
-        <w:ind w:left="360"/>
-        <w:rPr>
-          <w:rFonts w:hint="eastAsia"/>
-        </w:rPr>
-      </w:pPr>
-      <w:r>
-        <w:t xml:space="preserve">-&gt; </w:t>
-      </w:r>
-      <w:proofErr w:type="spellStart"/>
-      <w:r>
-        <w:t>execute_next_step</w:t>
-      </w:r>
-      <w:proofErr w:type="spellEnd"/>
-    </w:p>
-    <w:p>
-      <w:pPr>
-        <w:pStyle w:val="a9"/>
-        <w:ind w:left="360"/>
-        <w:rPr>
-          <w:rFonts w:hint="eastAsia"/>
-        </w:rPr>
-      </w:pPr>
-      <w:r>
-        <w:t xml:space="preserve">-&gt; </w:t>
-      </w:r>
-      <w:proofErr w:type="spellStart"/>
-      <w:r>
-        <w:t>detect_targets</w:t>
-      </w:r>
-      <w:proofErr w:type="spellEnd"/>
-    </w:p>
-    <w:p>
-      <w:pPr>
-        <w:pStyle w:val="a9"/>
-        <w:ind w:left="360"/>
-        <w:rPr>
-          <w:rFonts w:hint="eastAsia"/>
-        </w:rPr>
-      </w:pPr>
-      <w:r>
-        <w:t xml:space="preserve">-&gt; </w:t>
-      </w:r>
-      <w:proofErr w:type="spellStart"/>
-      <w:r>
-        <w:t>update_found_mask</w:t>
-      </w:r>
-      <w:proofErr w:type="spellEnd"/>
+    </w:p>
+    <w:p>
+      <w:pPr>
+        <w:pStyle w:val="a9"/>
+        <w:ind w:left="360"/>
+        <w:rPr>
+          <w:rFonts w:hint="eastAsia"/>
+        </w:rPr>
+      </w:pPr>
+      <w:r>
+        <w:t>-&gt; predict_intensity</w:t>
+      </w:r>
+    </w:p>
+    <w:p>
+      <w:pPr>
+        <w:pStyle w:val="a9"/>
+        <w:ind w:left="360"/>
+        <w:rPr>
+          <w:rFonts w:hint="eastAsia"/>
+        </w:rPr>
+      </w:pPr>
+      <w:r>
+        <w:t>-&gt; update search_info_map</w:t>
+      </w:r>
+    </w:p>
+    <w:p>
+      <w:pPr>
+        <w:pStyle w:val="a9"/>
+        <w:ind w:left="360"/>
+        <w:rPr>
+          <w:rFonts w:hint="eastAsia"/>
+        </w:rPr>
+      </w:pPr>
+      <w:r>
+        <w:t>-&gt; select_knownmap_path_segment_policy</w:t>
+      </w:r>
+    </w:p>
+    <w:p>
+      <w:pPr>
+        <w:pStyle w:val="a9"/>
+        <w:ind w:left="360"/>
+        <w:rPr>
+          <w:rFonts w:hint="eastAsia"/>
+        </w:rPr>
+      </w:pPr>
+      <w:r>
+        <w:t>-&gt; execute_next_step</w:t>
+      </w:r>
+    </w:p>
+    <w:p>
+      <w:pPr>
+        <w:pStyle w:val="a9"/>
+        <w:ind w:left="360"/>
+        <w:rPr>
+          <w:rFonts w:hint="eastAsia"/>
+        </w:rPr>
+      </w:pPr>
+      <w:r>
+        <w:t>-&gt; detect_targets</w:t>
+      </w:r>
+    </w:p>
+    <w:p>
+      <w:pPr>
+        <w:pStyle w:val="a9"/>
+        <w:ind w:left="360"/>
+        <w:rPr>
+          <w:rFonts w:hint="eastAsia"/>
+        </w:rPr>
+      </w:pPr>
+      <w:r>
+        <w:t>-&gt; update_found_mask</w:t>
+      </w:r>
     </w:p>
     <w:p>
       <w:pPr>
@@ -1434,13 +1285,8 @@
         </w:rPr>
       </w:pPr>
       <w:r>
-        <w:t xml:space="preserve">-&gt; update </w:t>
-      </w:r>
-      <w:proofErr w:type="spellStart"/>
-      <w:r>
-        <w:t>search_info_map</w:t>
-      </w:r>
-      <w:proofErr w:type="spellEnd"/>
+        <w:t>-&gt; update search_info_map</w:t>
+      </w:r>
     </w:p>
     <w:p>
       <w:pPr>
@@ -1478,21 +1324,7 @@
         <w:rPr>
           <w:rFonts w:hint="eastAsia"/>
         </w:rPr>
-        <w:t>使用</w:t>
-      </w:r>
-      <w:proofErr w:type="spellStart"/>
-      <w:r>
-        <w:rPr>
-          <w:rFonts w:hint="eastAsia"/>
-        </w:rPr>
-        <w:t>numpy</w:t>
-      </w:r>
-      <w:proofErr w:type="spellEnd"/>
-      <w:r>
-        <w:rPr>
-          <w:rFonts w:hint="eastAsia"/>
-        </w:rPr>
-        <w:t>内置函数将整数转换为随机数</w:t>
+        <w:t>使用numpy内置函数将整数转换为随机数</w:t>
       </w:r>
       <w:r>
         <w:rPr>
@@ -1676,15 +1508,7 @@
         <w:t>，</w:t>
       </w:r>
       <w:r>
-        <w:t>导致</w:t>
-      </w:r>
-      <w:proofErr w:type="spellStart"/>
-      <w:r>
-        <w:t>exec_cost_norm</w:t>
-      </w:r>
-      <w:proofErr w:type="spellEnd"/>
-      <w:r>
-        <w:t>的话语权较小</w:t>
+        <w:t>导致exec_cost_norm的话语权较小</w:t>
       </w:r>
       <w:r>
         <w:rPr>
@@ -1693,15 +1517,7 @@
         <w:t>；</w:t>
       </w:r>
       <w:r>
-        <w:t xml:space="preserve">高 </w:t>
-      </w:r>
-      <w:proofErr w:type="spellStart"/>
-      <w:r>
-        <w:t>search_info</w:t>
-      </w:r>
-      <w:proofErr w:type="spellEnd"/>
-      <w:r>
-        <w:t xml:space="preserve"> 候选不一定同时是高 recency 候选</w:t>
+        <w:t>高 search_info 候选不一定同时是高 recency 候选</w:t>
       </w:r>
       <w:r>
         <w:rPr>
@@ -1718,13 +1534,8 @@
         </w:rPr>
         <w:t>，</w:t>
       </w:r>
-      <w:proofErr w:type="spellStart"/>
-      <w:r>
-        <w:t>search_info_gain</w:t>
-      </w:r>
-      <w:proofErr w:type="spellEnd"/>
-      <w:r>
-        <w:t xml:space="preserve"> 权重更大，最终选择更倾向信息热点</w:t>
+      <w:r>
+        <w:t>search_info_gain 权重更大，最终选择更倾向信息热点</w:t>
       </w:r>
       <w:r>
         <w:rPr>
@@ -1896,6 +1707,240 @@
       </w:r>
       <w:r>
         <w:t>当目标点 G 被放入了 Closed 集（即被成功扩展），搜索宣告结束。此时，算法从目标点 G 开始，根据第三步记录的“父亲”是谁，一级一级往回找，直到回到起点 S</w:t>
+      </w:r>
+    </w:p>
+    <w:p>
+      <w:pPr>
+        <w:jc w:val="center"/>
+        <w:rPr>
+          <w:rFonts w:hint="eastAsia"/>
+          <w:b/>
+          <w:bCs/>
+          <w:sz w:val="32"/>
+          <w:szCs w:val="36"/>
+        </w:rPr>
+      </w:pPr>
+      <w:r>
+        <w:rPr>
+          <w:rFonts w:hint="eastAsia"/>
+          <w:b/>
+          <w:bCs/>
+          <w:sz w:val="32"/>
+          <w:szCs w:val="36"/>
+        </w:rPr>
+        <w:t>四</w:t>
+      </w:r>
+    </w:p>
+    <w:p>
+      <w:pPr>
+        <w:pStyle w:val="a9"/>
+        <w:numPr>
+          <w:ilvl w:val="0"/>
+          <w:numId w:val="5"/>
+        </w:numPr>
+      </w:pPr>
+      <w:r>
+        <w:rPr>
+          <w:rFonts w:hint="eastAsia"/>
+        </w:rPr>
+        <w:t>责任区分数：</w:t>
+      </w:r>
+      <m:oMath>
+        <m:sSub>
+          <m:sSubPr>
+            <m:ctrlPr>
+              <w:rPr>
+                <w:rFonts w:ascii="Cambria Math" w:hAnsi="Cambria Math"/>
+              </w:rPr>
+            </m:ctrlPr>
+          </m:sSubPr>
+          <m:e>
+            <m:r>
+              <w:rPr>
+                <w:rFonts w:ascii="Cambria Math" w:hAnsi="Cambria Math"/>
+              </w:rPr>
+              <m:t>s</m:t>
+            </m:r>
+          </m:e>
+          <m:sub>
+            <m:r>
+              <w:rPr>
+                <w:rFonts w:ascii="Cambria Math" w:hAnsi="Cambria Math"/>
+              </w:rPr>
+              <m:t>0</m:t>
+            </m:r>
+          </m:sub>
+        </m:sSub>
+        <m:r>
+          <w:rPr>
+            <w:rFonts w:ascii="Cambria Math" w:hAnsi="Cambria Math"/>
+          </w:rPr>
+          <m:t>(x) = clip((</m:t>
+        </m:r>
+        <m:sSub>
+          <m:sSubPr>
+            <m:ctrlPr>
+              <w:rPr>
+                <w:rFonts w:ascii="Cambria Math" w:hAnsi="Cambria Math"/>
+              </w:rPr>
+            </m:ctrlPr>
+          </m:sSubPr>
+          <m:e>
+            <m:r>
+              <w:rPr>
+                <w:rFonts w:ascii="Cambria Math" w:hAnsi="Cambria Math"/>
+              </w:rPr>
+              <m:t>d</m:t>
+            </m:r>
+          </m:e>
+          <m:sub>
+            <m:r>
+              <w:rPr>
+                <w:rFonts w:ascii="Cambria Math" w:hAnsi="Cambria Math"/>
+              </w:rPr>
+              <m:t>1</m:t>
+            </m:r>
+          </m:sub>
+        </m:sSub>
+        <m:r>
+          <w:rPr>
+            <w:rFonts w:ascii="Cambria Math" w:hAnsi="Cambria Math"/>
+          </w:rPr>
+          <m:t xml:space="preserve">(x) - </m:t>
+        </m:r>
+        <m:sSub>
+          <m:sSubPr>
+            <m:ctrlPr>
+              <w:rPr>
+                <w:rFonts w:ascii="Cambria Math" w:hAnsi="Cambria Math"/>
+              </w:rPr>
+            </m:ctrlPr>
+          </m:sSubPr>
+          <m:e>
+            <m:r>
+              <w:rPr>
+                <w:rFonts w:ascii="Cambria Math" w:hAnsi="Cambria Math"/>
+              </w:rPr>
+              <m:t>d</m:t>
+            </m:r>
+          </m:e>
+          <m:sub>
+            <m:r>
+              <w:rPr>
+                <w:rFonts w:ascii="Cambria Math" w:hAnsi="Cambria Math"/>
+              </w:rPr>
+              <m:t>0</m:t>
+            </m:r>
+          </m:sub>
+        </m:sSub>
+        <m:r>
+          <w:rPr>
+            <w:rFonts w:ascii="Cambria Math" w:hAnsi="Cambria Math"/>
+          </w:rPr>
+          <m:t xml:space="preserve">(x)) / </m:t>
+        </m:r>
+        <m:sSub>
+          <m:sSubPr>
+            <m:ctrlPr>
+              <w:rPr>
+                <w:rFonts w:ascii="Cambria Math" w:hAnsi="Cambria Math"/>
+              </w:rPr>
+            </m:ctrlPr>
+          </m:sSubPr>
+          <m:e>
+            <m:r>
+              <w:rPr>
+                <w:rFonts w:ascii="Cambria Math" w:hAnsi="Cambria Math"/>
+              </w:rPr>
+              <m:t>R</m:t>
+            </m:r>
+          </m:e>
+          <m:sub>
+            <m:r>
+              <w:rPr>
+                <w:rFonts w:ascii="Cambria Math" w:hAnsi="Cambria Math"/>
+              </w:rPr>
+              <m:t>s</m:t>
+            </m:r>
+          </m:sub>
+        </m:sSub>
+        <m:r>
+          <w:rPr>
+            <w:rFonts w:ascii="Cambria Math" w:hAnsi="Cambria Math"/>
+          </w:rPr>
+          <m:t xml:space="preserve">, -1, 1) </m:t>
+        </m:r>
+        <m:sSub>
+          <m:sSubPr>
+            <m:ctrlPr>
+              <w:rPr>
+                <w:rFonts w:ascii="Cambria Math" w:hAnsi="Cambria Math"/>
+                <w:i/>
+              </w:rPr>
+            </m:ctrlPr>
+          </m:sSubPr>
+          <m:e>
+            <m:r>
+              <w:rPr>
+                <w:rFonts w:ascii="Cambria Math" w:hAnsi="Cambria Math"/>
+              </w:rPr>
+              <m:t>R</m:t>
+            </m:r>
+          </m:e>
+          <m:sub>
+            <m:r>
+              <w:rPr>
+                <w:rFonts w:ascii="Cambria Math" w:hAnsi="Cambria Math"/>
+              </w:rPr>
+              <m:t>s</m:t>
+            </m:r>
+          </m:sub>
+        </m:sSub>
+      </m:oMath>
+      <w:r>
+        <w:t>为传感器半径对应的栅格数</w:t>
+      </w:r>
+    </w:p>
+    <w:p/>
+    <w:p/>
+    <w:p>
+      <w:pPr>
+        <w:jc w:val="center"/>
+        <w:rPr>
+          <w:rFonts w:hint="eastAsia"/>
+          <w:b/>
+          <w:bCs/>
+          <w:sz w:val="32"/>
+          <w:szCs w:val="36"/>
+        </w:rPr>
+      </w:pPr>
+      <w:r>
+        <w:rPr>
+          <w:rFonts w:hint="eastAsia"/>
+          <w:b/>
+          <w:bCs/>
+          <w:sz w:val="32"/>
+          <w:szCs w:val="36"/>
+        </w:rPr>
+        <w:t>五</w:t>
+      </w:r>
+    </w:p>
+    <w:p>
+      <w:pPr>
+        <w:pStyle w:val="a9"/>
+        <w:numPr>
+          <w:ilvl w:val="0"/>
+          <w:numId w:val="6"/>
+        </w:numPr>
+        <w:rPr>
+          <w:rFonts w:hint="eastAsia"/>
+        </w:rPr>
+      </w:pPr>
+      <w:r>
+        <w:rPr>
+          <w:rFonts w:hint="eastAsia"/>
+        </w:rPr>
+        <w:t>正文中的表格数据与附录中的表格数据的差值不同：正文中用的是payload配对差值，附录中是原始数据的均值差。</w:t>
       </w:r>
     </w:p>
     <w:sectPr>
@@ -2059,6 +2104,95 @@
     </w:lvl>
   </w:abstractNum>
   <w:abstractNum w:abstractNumId="1" w15:restartNumberingAfterBreak="0">
+    <w:nsid w:val="39D42893"/>
+    <w:multiLevelType w:val="hybridMultilevel"/>
+    <w:tmpl w:val="26365608"/>
+    <w:lvl w:ilvl="0" w:tplc="A362982A">
+      <w:start w:val="1"/>
+      <w:numFmt w:val="decimal"/>
+      <w:lvlText w:val="%1."/>
+      <w:lvlJc w:val="left"/>
+      <w:pPr>
+        <w:ind w:left="360" w:hanging="360"/>
+      </w:pPr>
+      <w:rPr>
+        <w:rFonts w:hint="default"/>
+      </w:rPr>
+    </w:lvl>
+    <w:lvl w:ilvl="1" w:tplc="04090019" w:tentative="1">
+      <w:start w:val="1"/>
+      <w:numFmt w:val="lowerLetter"/>
+      <w:lvlText w:val="%2)"/>
+      <w:lvlJc w:val="left"/>
+      <w:pPr>
+        <w:ind w:left="880" w:hanging="440"/>
+      </w:pPr>
+    </w:lvl>
+    <w:lvl w:ilvl="2" w:tplc="0409001B" w:tentative="1">
+      <w:start w:val="1"/>
+      <w:numFmt w:val="lowerRoman"/>
+      <w:lvlText w:val="%3."/>
+      <w:lvlJc w:val="right"/>
+      <w:pPr>
+        <w:ind w:left="1320" w:hanging="440"/>
+      </w:pPr>
+    </w:lvl>
+    <w:lvl w:ilvl="3" w:tplc="0409000F" w:tentative="1">
+      <w:start w:val="1"/>
+      <w:numFmt w:val="decimal"/>
+      <w:lvlText w:val="%4."/>
+      <w:lvlJc w:val="left"/>
+      <w:pPr>
+        <w:ind w:left="1760" w:hanging="440"/>
+      </w:pPr>
+    </w:lvl>
+    <w:lvl w:ilvl="4" w:tplc="04090019" w:tentative="1">
+      <w:start w:val="1"/>
+      <w:numFmt w:val="lowerLetter"/>
+      <w:lvlText w:val="%5)"/>
+      <w:lvlJc w:val="left"/>
+      <w:pPr>
+        <w:ind w:left="2200" w:hanging="440"/>
+      </w:pPr>
+    </w:lvl>
+    <w:lvl w:ilvl="5" w:tplc="0409001B" w:tentative="1">
+      <w:start w:val="1"/>
+      <w:numFmt w:val="lowerRoman"/>
+      <w:lvlText w:val="%6."/>
+      <w:lvlJc w:val="right"/>
+      <w:pPr>
+        <w:ind w:left="2640" w:hanging="440"/>
+      </w:pPr>
+    </w:lvl>
+    <w:lvl w:ilvl="6" w:tplc="0409000F" w:tentative="1">
+      <w:start w:val="1"/>
+      <w:numFmt w:val="decimal"/>
+      <w:lvlText w:val="%7."/>
+      <w:lvlJc w:val="left"/>
+      <w:pPr>
+        <w:ind w:left="3080" w:hanging="440"/>
+      </w:pPr>
+    </w:lvl>
+    <w:lvl w:ilvl="7" w:tplc="04090019" w:tentative="1">
+      <w:start w:val="1"/>
+      <w:numFmt w:val="lowerLetter"/>
+      <w:lvlText w:val="%8)"/>
+      <w:lvlJc w:val="left"/>
+      <w:pPr>
+        <w:ind w:left="3520" w:hanging="440"/>
+      </w:pPr>
+    </w:lvl>
+    <w:lvl w:ilvl="8" w:tplc="0409001B" w:tentative="1">
+      <w:start w:val="1"/>
+      <w:numFmt w:val="lowerRoman"/>
+      <w:lvlText w:val="%9."/>
+      <w:lvlJc w:val="right"/>
+      <w:pPr>
+        <w:ind w:left="3960" w:hanging="440"/>
+      </w:pPr>
+    </w:lvl>
+  </w:abstractNum>
+  <w:abstractNum w:abstractNumId="2" w15:restartNumberingAfterBreak="0">
     <w:nsid w:val="3FF255F4"/>
     <w:multiLevelType w:val="multilevel"/>
     <w:tmpl w:val="8F94C31A"/>
@@ -2207,7 +2341,7 @@
       </w:rPr>
     </w:lvl>
   </w:abstractNum>
-  <w:abstractNum w:abstractNumId="2" w15:restartNumberingAfterBreak="0">
+  <w:abstractNum w:abstractNumId="3" w15:restartNumberingAfterBreak="0">
     <w:nsid w:val="43CC2864"/>
     <w:multiLevelType w:val="hybridMultilevel"/>
     <w:tmpl w:val="BADAE3D2"/>
@@ -2297,7 +2431,7 @@
       </w:pPr>
     </w:lvl>
   </w:abstractNum>
-  <w:abstractNum w:abstractNumId="3" w15:restartNumberingAfterBreak="0">
+  <w:abstractNum w:abstractNumId="4" w15:restartNumberingAfterBreak="0">
     <w:nsid w:val="53844004"/>
     <w:multiLevelType w:val="hybridMultilevel"/>
     <w:tmpl w:val="1C843306"/>
@@ -2383,17 +2517,109 @@
       </w:pPr>
     </w:lvl>
   </w:abstractNum>
+  <w:abstractNum w:abstractNumId="5" w15:restartNumberingAfterBreak="0">
+    <w:nsid w:val="70C05026"/>
+    <w:multiLevelType w:val="hybridMultilevel"/>
+    <w:tmpl w:val="356010E4"/>
+    <w:lvl w:ilvl="0" w:tplc="0409000F">
+      <w:start w:val="1"/>
+      <w:numFmt w:val="decimal"/>
+      <w:lvlText w:val="%1."/>
+      <w:lvlJc w:val="left"/>
+      <w:pPr>
+        <w:ind w:left="800" w:hanging="440"/>
+      </w:pPr>
+    </w:lvl>
+    <w:lvl w:ilvl="1" w:tplc="04090019" w:tentative="1">
+      <w:start w:val="1"/>
+      <w:numFmt w:val="lowerLetter"/>
+      <w:lvlText w:val="%2)"/>
+      <w:lvlJc w:val="left"/>
+      <w:pPr>
+        <w:ind w:left="1240" w:hanging="440"/>
+      </w:pPr>
+    </w:lvl>
+    <w:lvl w:ilvl="2" w:tplc="0409001B" w:tentative="1">
+      <w:start w:val="1"/>
+      <w:numFmt w:val="lowerRoman"/>
+      <w:lvlText w:val="%3."/>
+      <w:lvlJc w:val="right"/>
+      <w:pPr>
+        <w:ind w:left="1680" w:hanging="440"/>
+      </w:pPr>
+    </w:lvl>
+    <w:lvl w:ilvl="3" w:tplc="0409000F" w:tentative="1">
+      <w:start w:val="1"/>
+      <w:numFmt w:val="decimal"/>
+      <w:lvlText w:val="%4."/>
+      <w:lvlJc w:val="left"/>
+      <w:pPr>
+        <w:ind w:left="2120" w:hanging="440"/>
+      </w:pPr>
+    </w:lvl>
+    <w:lvl w:ilvl="4" w:tplc="04090019" w:tentative="1">
+      <w:start w:val="1"/>
+      <w:numFmt w:val="lowerLetter"/>
+      <w:lvlText w:val="%5)"/>
+      <w:lvlJc w:val="left"/>
+      <w:pPr>
+        <w:ind w:left="2560" w:hanging="440"/>
+      </w:pPr>
+    </w:lvl>
+    <w:lvl w:ilvl="5" w:tplc="0409001B" w:tentative="1">
+      <w:start w:val="1"/>
+      <w:numFmt w:val="lowerRoman"/>
+      <w:lvlText w:val="%6."/>
+      <w:lvlJc w:val="right"/>
+      <w:pPr>
+        <w:ind w:left="3000" w:hanging="440"/>
+      </w:pPr>
+    </w:lvl>
+    <w:lvl w:ilvl="6" w:tplc="0409000F" w:tentative="1">
+      <w:start w:val="1"/>
+      <w:numFmt w:val="decimal"/>
+      <w:lvlText w:val="%7."/>
+      <w:lvlJc w:val="left"/>
+      <w:pPr>
+        <w:ind w:left="3440" w:hanging="440"/>
+      </w:pPr>
+    </w:lvl>
+    <w:lvl w:ilvl="7" w:tplc="04090019" w:tentative="1">
+      <w:start w:val="1"/>
+      <w:numFmt w:val="lowerLetter"/>
+      <w:lvlText w:val="%8)"/>
+      <w:lvlJc w:val="left"/>
+      <w:pPr>
+        <w:ind w:left="3880" w:hanging="440"/>
+      </w:pPr>
+    </w:lvl>
+    <w:lvl w:ilvl="8" w:tplc="0409001B" w:tentative="1">
+      <w:start w:val="1"/>
+      <w:numFmt w:val="lowerRoman"/>
+      <w:lvlText w:val="%9."/>
+      <w:lvlJc w:val="right"/>
+      <w:pPr>
+        <w:ind w:left="4320" w:hanging="440"/>
+      </w:pPr>
+    </w:lvl>
+  </w:abstractNum>
   <w:num w:numId="1" w16cid:durableId="30738452">
+    <w:abstractNumId w:val="3"/>
+  </w:num>
+  <w:num w:numId="2" w16cid:durableId="591743998">
     <w:abstractNumId w:val="2"/>
   </w:num>
-  <w:num w:numId="2" w16cid:durableId="591743998">
-    <w:abstractNumId w:val="1"/>
-  </w:num>
   <w:num w:numId="3" w16cid:durableId="117460395">
-    <w:abstractNumId w:val="3"/>
+    <w:abstractNumId w:val="4"/>
   </w:num>
   <w:num w:numId="4" w16cid:durableId="292638438">
     <w:abstractNumId w:val="0"/>
+  </w:num>
+  <w:num w:numId="5" w16cid:durableId="1861158938">
+    <w:abstractNumId w:val="5"/>
+  </w:num>
+  <w:num w:numId="6" w16cid:durableId="1674406614">
+    <w:abstractNumId w:val="1"/>
   </w:num>
 </w:numbering>
 </file>
